--- a/AUDIT_PACK_2026-10-18/2_Research_Notes/PLAN.docx
+++ b/AUDIT_PACK_2026-10-18/2_Research_Notes/PLAN.docx
@@ -64,7 +64,7 @@
         <w:pStyle w:val="Compact"/>
       </w:pPr>
       <w:r>
-        <w:t xml:space="preserve">☐</w:t>
+        <w:t xml:space="preserve">☒</w:t>
       </w:r>
       <w:r>
         <w:t xml:space="preserve"> </w:t>
@@ -74,70 +74,13 @@
           <w:bCs/>
           <w:b/>
         </w:rPr>
-        <w:t xml:space="preserve">Experiment 9, the Aesop transfer test.</w:t>
-      </w:r>
-      <w:r>
-        <w:t xml:space="preserve"> </w:t>
-      </w:r>
-      <w:r>
-        <w:t xml:space="preserve">First check whether it’s still running (</w:t>
-      </w:r>
-      <w:r>
-        <w:rPr>
-          <w:rStyle w:val="VerbatimChar"/>
-        </w:rPr>
-        <w:t xml:space="preserve">pgrep -af aesop_test.py</w:t>
-      </w:r>
-      <w:r>
-        <w:t xml:space="preserve">). If it is, wait: don’t start a second copy, because both would write</w:t>
-      </w:r>
-      <w:r>
-        <w:t xml:space="preserve"> </w:t>
-      </w:r>
-      <w:r>
-        <w:rPr>
-          <w:rStyle w:val="VerbatimChar"/>
-        </w:rPr>
-        <w:t xml:space="preserve">results_aesop.json</w:t>
-      </w:r>
-      <w:r>
-        <w:t xml:space="preserve">. If not, run</w:t>
-      </w:r>
-      <w:r>
-        <w:t xml:space="preserve"> </w:t>
-      </w:r>
-      <w:r>
-        <w:rPr>
-          <w:rStyle w:val="VerbatimChar"/>
-        </w:rPr>
-        <w:t xml:space="preserve">cd experiments &amp;&amp; python aesop_test.py &gt; aesop.log 2&gt;&amp;1</w:t>
-      </w:r>
-      <w:r>
-        <w:t xml:space="preserve">. It resumes from</w:t>
-      </w:r>
-      <w:r>
-        <w:t xml:space="preserve"> </w:t>
-      </w:r>
-      <w:r>
-        <w:rPr>
-          <w:rStyle w:val="VerbatimChar"/>
-        </w:rPr>
-        <w:t xml:space="preserve">results_aesop.json</w:t>
-      </w:r>
-      <w:r>
-        <w:t xml:space="preserve">, plus any saved models still in</w:t>
-      </w:r>
-      <w:r>
-        <w:t xml:space="preserve"> </w:t>
-      </w:r>
-      <w:r>
-        <w:rPr>
-          <w:rStyle w:val="VerbatimChar"/>
-        </w:rPr>
-        <w:t xml:space="preserve">experiments/models/</w:t>
-      </w:r>
-      <w:r>
-        <w:t xml:space="preserve">. About 20–30 minutes per model on 4 CPU cores (window of 128 tokens), 16 models, so roughly 6–8 hours. Tell the owner the time first. Report P1, P2, P2b and P3 first.</w:t>
+        <w:t xml:space="preserve">Experiment 9, the Aesop transfer test:</w:t>
+      </w:r>
+      <w:r>
+        <w:t xml:space="preserve"> </w:t>
+      </w:r>
+      <w:r>
+        <w:t xml:space="preserve">DONE, not confirmed (see README experiment 9).</w:t>
       </w:r>
     </w:p>
     <w:p>
@@ -200,13 +143,13 @@
       </w:r>
     </w:p>
     <w:bookmarkEnd w:id="20"/>
-    <w:bookmarkStart w:id="21" w:name="X1631a43042392764fcb303c8716a4cf6e41c919"/>
+    <w:bookmarkStart w:id="21" w:name="Xc692f0885047c2666e6bc9dbacde397d0b72e81"/>
     <w:p>
       <w:pPr>
         <w:pStyle w:val="Heading2"/>
       </w:pPr>
       <w:r>
-        <w:t xml:space="preserve">1. Confirm the owner’s carry idea properly (experiment 11 found L2)</w:t>
+        <w:t xml:space="preserve">1. Confirm the owner’s carry idea properly (experiment 11 supported it once, in a re-run after fixes)</w:t>
       </w:r>
     </w:p>
     <w:p>
